--- a/labs/lab06/report/_report/Л6.docx
+++ b/labs/lab06/report/_report/Л6.docx
@@ -2689,7 +2689,7 @@
         <w:t xml:space="preserve"> </w:t>
       </w:r>
       <w:r>
-        <w:t xml:space="preserve">зададим для него пароль. Предоставим права доступа созданному пользователю ismakhorin на действия с базой данных addressbook (просмотр, добавление, обновление, удаление данных). Обновим привилегии (права доступа) базы данных addressbook. Просмотрим общую информацию о таблице city базы данных addressbook. Выйдем из окружения MariaDB (</w:t>
+        <w:t xml:space="preserve">зададим для него пароль. Предоставим права доступа созданному пользователю mobihzova на действия с базой данных addressbook (просмотр, добавление, обновление, удаление данных). Обновим привилегии (права доступа) базы данных addressbook. Просмотрим общую информацию о таблице city базы данных addressbook. Выйдем из окружения MariaDB (</w:t>
       </w:r>
       <w:hyperlink w:anchor="fig-022">
         <w:r>
@@ -2775,7 +2775,7 @@
               <w:pStyle w:val="ImageCaption"/>
             </w:pPr>
             <w:r>
-              <w:t xml:space="preserve">Рисунок 22: MySQL-запрос, создание пользователя для работы с базой данных addressbook, предоставление прав доступа созданному пользователю ismakhorin на действия с базой данных addressbook, обновление привилегии базы данных addressbook, просмотр общей информации о таблице city базы данных addressbook и выход из окружения MariaDB</w:t>
+              <w:t xml:space="preserve">Рисунок 22: MySQL-запрос, создание пользователя для работы с базой данных addressbook, предоставление прав доступа созданному пользователю nobihzova на действия с базой данных addressbook, обновление привилегии базы данных addressbook, просмотр общей информации о таблице city базы данных addressbook и выход из окружения MariaDB</w:t>
             </w:r>
           </w:p>
           <w:bookmarkEnd w:id="110"/>
